--- a/实验0-实验报告.docx
+++ b/实验0-实验报告.docx
@@ -3,6 +3,11 @@
 <w:document xmlns:wpc="http://schemas.microsoft.com/office/word/2010/wordprocessingCanvas" xmlns:cx="http://schemas.microsoft.com/office/drawing/2014/chartex" xmlns:cx1="http://schemas.microsoft.com/office/drawing/2015/9/8/chartex" xmlns:cx2="http://schemas.microsoft.com/office/drawing/2015/10/21/chartex" xmlns:cx3="http://schemas.microsoft.com/office/drawing/2016/5/9/chartex" xmlns:cx4="http://schemas.microsoft.com/office/drawing/2016/5/10/chartex" xmlns:cx5="http://schemas.microsoft.com/office/drawing/2016/5/11/chartex" xmlns:cx6="http://schemas.microsoft.com/office/drawing/2016/5/12/chartex" xmlns:cx7="http://schemas.microsoft.com/office/drawing/2016/5/13/chartex" xmlns:cx8="http://schemas.microsoft.com/office/drawing/2016/5/14/chartex" xmlns:mc="http://schemas.openxmlformats.org/markup-compatibility/2006" xmlns:aink="http://schemas.microsoft.com/office/drawing/2016/ink" xmlns:am3d="http://schemas.microsoft.com/office/drawing/2017/model3d" xmlns:o="urn:schemas-microsoft-com:office:office" xmlns:oel="http://schemas.microsoft.com/office/2019/extlst" xmlns:r="http://schemas.openxmlformats.org/officeDocument/2006/relationships" xmlns:m="http://schemas.openxmlformats.org/officeDocument/2006/math" xmlns:v="urn:schemas-microsoft-com:vml" xmlns:wp14="http://schemas.microsoft.com/office/word/2010/wordprocessingDrawing" xmlns:wp="http://schemas.openxmlformats.org/drawingml/2006/wordprocessingDrawing" xmlns:w10="urn:schemas-microsoft-com:office:word" xmlns:w="http://schemas.openxmlformats.org/wordprocessingml/2006/main" xmlns:w14="http://schemas.microsoft.com/office/word/2010/wordml" xmlns:w15="http://schemas.microsoft.com/office/word/2012/wordml" xmlns:w16cex="http://schemas.microsoft.com/office/word/2018/wordml/cex" xmlns:w16cid="http://schemas.microsoft.com/office/word/2016/wordml/cid" xmlns:w16="http://schemas.microsoft.com/office/word/2018/wordml" xmlns:w16du="http://schemas.microsoft.com/office/word/2023/wordml/word16du" xmlns:w16sdtdh="http://schemas.microsoft.com/office/word/2020/wordml/sdtdatahash" xmlns:w16sdtfl="http://schemas.microsoft.com/office/word/2024/wordml/sdtformatlock" xmlns:w16se="http://schemas.microsoft.com/office/word/2015/wordml/symex" xmlns:wpg="http://schemas.microsoft.com/office/word/2010/wordprocessingGroup" xmlns:wpi="http://schemas.microsoft.com/office/word/2010/wordprocessingInk" xmlns:wne="http://schemas.microsoft.com/office/word/2006/wordml" xmlns:wps="http://schemas.microsoft.com/office/word/2010/wordprocessingShape" mc:Ignorable="w14 w15 w16se w16cid w16 w16cex w16sdtdh w16sdtfl w16du wp14">
   <w:body>
     <w:p>
+      <w:pPr>
+        <w:rPr>
+          <w:rFonts w:hint="eastAsia"/>
+        </w:rPr>
+      </w:pPr>
       <w:r>
         <w:rPr>
           <w:rFonts w:hint="eastAsia"/>
@@ -11,6 +16,11 @@
       </w:r>
     </w:p>
     <w:p>
+      <w:pPr>
+        <w:rPr>
+          <w:rFonts w:hint="eastAsia"/>
+        </w:rPr>
+      </w:pPr>
       <w:r>
         <w:rPr>
           <w:rFonts w:hint="eastAsia"/>
@@ -32,6 +42,11 @@
       </w:r>
     </w:p>
     <w:p>
+      <w:pPr>
+        <w:rPr>
+          <w:rFonts w:hint="eastAsia"/>
+        </w:rPr>
+      </w:pPr>
       <w:r>
         <w:rPr>
           <w:rFonts w:hint="eastAsia"/>
@@ -100,13 +115,8 @@
         <w:t>Touch的时候出了问题，改用windows下的</w:t>
       </w:r>
       <w:r>
-        <w:t>New-Item .</w:t>
-      </w:r>
-      <w:proofErr w:type="spellStart"/>
-      <w:r>
-        <w:t>gitignore</w:t>
-      </w:r>
-      <w:proofErr w:type="spellEnd"/>
+        <w:t>New-Item .gitignore</w:t>
+      </w:r>
       <w:r>
         <w:rPr>
           <w:rFonts w:hint="eastAsia"/>
@@ -115,6 +125,11 @@
       </w:r>
     </w:p>
     <w:p>
+      <w:pPr>
+        <w:rPr>
+          <w:rFonts w:hint="eastAsia"/>
+        </w:rPr>
+      </w:pPr>
       <w:r>
         <w:rPr>
           <w:noProof/>
@@ -218,6 +233,11 @@
       </w:r>
     </w:p>
     <w:p>
+      <w:pPr>
+        <w:rPr>
+          <w:rFonts w:hint="eastAsia"/>
+        </w:rPr>
+      </w:pPr>
       <w:r>
         <w:rPr>
           <w:noProof/>
@@ -260,6 +280,11 @@
       </w:r>
     </w:p>
     <w:p>
+      <w:pPr>
+        <w:rPr>
+          <w:rFonts w:hint="eastAsia"/>
+        </w:rPr>
+      </w:pPr>
       <w:r>
         <w:rPr>
           <w:rFonts w:hint="eastAsia"/>
@@ -268,6 +293,11 @@
       </w:r>
     </w:p>
     <w:p>
+      <w:pPr>
+        <w:rPr>
+          <w:rFonts w:hint="eastAsia"/>
+        </w:rPr>
+      </w:pPr>
       <w:r>
         <w:rPr>
           <w:noProof/>
@@ -315,15 +345,450 @@
           <w:rFonts w:hint="eastAsia"/>
         </w:rPr>
         <w:lastRenderedPageBreak/>
+        <w:t>补充下上传github，</w:t>
+      </w:r>
+      <w:r>
+        <w:t>https://github.com/faluo0/GardenerrOS.git</w:t>
+      </w:r>
+    </w:p>
+    <w:p>
+      <w:pPr>
+        <w:rPr>
+          <w:rFonts w:hint="eastAsia"/>
+        </w:rPr>
+      </w:pPr>
+      <w:r>
+        <w:rPr>
+          <w:noProof/>
+        </w:rPr>
+        <w:drawing>
+          <wp:inline distT="0" distB="0" distL="0" distR="0" wp14:anchorId="11C95D3E" wp14:editId="2D09FF53">
+            <wp:extent cx="5274310" cy="2749550"/>
+            <wp:effectExtent l="0" t="0" r="2540" b="0"/>
+            <wp:docPr id="1393118995" name="图片 1"/>
+            <wp:cNvGraphicFramePr>
+              <a:graphicFrameLocks xmlns:a="http://schemas.openxmlformats.org/drawingml/2006/main" noChangeAspect="1"/>
+            </wp:cNvGraphicFramePr>
+            <a:graphic xmlns:a="http://schemas.openxmlformats.org/drawingml/2006/main">
+              <a:graphicData uri="http://schemas.openxmlformats.org/drawingml/2006/picture">
+                <pic:pic xmlns:pic="http://schemas.openxmlformats.org/drawingml/2006/picture">
+                  <pic:nvPicPr>
+                    <pic:cNvPr id="1393118995" name=""/>
+                    <pic:cNvPicPr/>
+                  </pic:nvPicPr>
+                  <pic:blipFill>
+                    <a:blip r:embed="rId9"/>
+                    <a:stretch>
+                      <a:fillRect/>
+                    </a:stretch>
+                  </pic:blipFill>
+                  <pic:spPr>
+                    <a:xfrm>
+                      <a:off x="0" y="0"/>
+                      <a:ext cx="5274310" cy="2749550"/>
+                    </a:xfrm>
+                    <a:prstGeom prst="rect">
+                      <a:avLst/>
+                    </a:prstGeom>
+                  </pic:spPr>
+                </pic:pic>
+              </a:graphicData>
+            </a:graphic>
+          </wp:inline>
+        </w:drawing>
+      </w:r>
+    </w:p>
+    <w:p>
+      <w:pPr>
+        <w:rPr>
+          <w:rFonts w:hint="eastAsia"/>
+        </w:rPr>
+      </w:pPr>
+      <w:r>
+        <w:rPr>
+          <w:rFonts w:hint="eastAsia"/>
+        </w:rPr>
+        <w:t>再进docker，</w:t>
+      </w:r>
+      <w:r>
+        <w:rPr>
+          <w:rFonts w:hint="eastAsia"/>
+        </w:rPr>
         <w:t>安装必要工具</w:t>
       </w:r>
     </w:p>
     <w:p>
+      <w:r>
+        <w:rPr>
+          <w:noProof/>
+        </w:rPr>
+        <w:drawing>
+          <wp:inline distT="0" distB="0" distL="0" distR="0" wp14:anchorId="472EC2AA" wp14:editId="69699643">
+            <wp:extent cx="5274310" cy="2749550"/>
+            <wp:effectExtent l="0" t="0" r="2540" b="0"/>
+            <wp:docPr id="996136839" name="图片 1"/>
+            <wp:cNvGraphicFramePr>
+              <a:graphicFrameLocks xmlns:a="http://schemas.openxmlformats.org/drawingml/2006/main" noChangeAspect="1"/>
+            </wp:cNvGraphicFramePr>
+            <a:graphic xmlns:a="http://schemas.openxmlformats.org/drawingml/2006/main">
+              <a:graphicData uri="http://schemas.openxmlformats.org/drawingml/2006/picture">
+                <pic:pic xmlns:pic="http://schemas.openxmlformats.org/drawingml/2006/picture">
+                  <pic:nvPicPr>
+                    <pic:cNvPr id="996136839" name=""/>
+                    <pic:cNvPicPr/>
+                  </pic:nvPicPr>
+                  <pic:blipFill>
+                    <a:blip r:embed="rId10"/>
+                    <a:stretch>
+                      <a:fillRect/>
+                    </a:stretch>
+                  </pic:blipFill>
+                  <pic:spPr>
+                    <a:xfrm>
+                      <a:off x="0" y="0"/>
+                      <a:ext cx="5274310" cy="2749550"/>
+                    </a:xfrm>
+                    <a:prstGeom prst="rect">
+                      <a:avLst/>
+                    </a:prstGeom>
+                  </pic:spPr>
+                </pic:pic>
+              </a:graphicData>
+            </a:graphic>
+          </wp:inline>
+        </w:drawing>
+      </w:r>
+    </w:p>
+    <w:p>
+      <w:r>
+        <w:rPr>
+          <w:noProof/>
+        </w:rPr>
+        <w:drawing>
+          <wp:inline distT="0" distB="0" distL="0" distR="0" wp14:anchorId="6DDD347D" wp14:editId="2A5DCCC1">
+            <wp:extent cx="5274310" cy="2749550"/>
+            <wp:effectExtent l="0" t="0" r="2540" b="0"/>
+            <wp:docPr id="1143450156" name="图片 1"/>
+            <wp:cNvGraphicFramePr>
+              <a:graphicFrameLocks xmlns:a="http://schemas.openxmlformats.org/drawingml/2006/main" noChangeAspect="1"/>
+            </wp:cNvGraphicFramePr>
+            <a:graphic xmlns:a="http://schemas.openxmlformats.org/drawingml/2006/main">
+              <a:graphicData uri="http://schemas.openxmlformats.org/drawingml/2006/picture">
+                <pic:pic xmlns:pic="http://schemas.openxmlformats.org/drawingml/2006/picture">
+                  <pic:nvPicPr>
+                    <pic:cNvPr id="1143450156" name=""/>
+                    <pic:cNvPicPr/>
+                  </pic:nvPicPr>
+                  <pic:blipFill>
+                    <a:blip r:embed="rId11"/>
+                    <a:stretch>
+                      <a:fillRect/>
+                    </a:stretch>
+                  </pic:blipFill>
+                  <pic:spPr>
+                    <a:xfrm>
+                      <a:off x="0" y="0"/>
+                      <a:ext cx="5274310" cy="2749550"/>
+                    </a:xfrm>
+                    <a:prstGeom prst="rect">
+                      <a:avLst/>
+                    </a:prstGeom>
+                  </pic:spPr>
+                </pic:pic>
+              </a:graphicData>
+            </a:graphic>
+          </wp:inline>
+        </w:drawing>
+      </w:r>
+    </w:p>
+    <w:p>
+      <w:r>
+        <w:rPr>
+          <w:noProof/>
+        </w:rPr>
+        <w:lastRenderedPageBreak/>
+        <w:drawing>
+          <wp:inline distT="0" distB="0" distL="0" distR="0" wp14:anchorId="1A27CD8A" wp14:editId="4C36953B">
+            <wp:extent cx="5274310" cy="2749550"/>
+            <wp:effectExtent l="0" t="0" r="2540" b="0"/>
+            <wp:docPr id="1677801413" name="图片 1"/>
+            <wp:cNvGraphicFramePr>
+              <a:graphicFrameLocks xmlns:a="http://schemas.openxmlformats.org/drawingml/2006/main" noChangeAspect="1"/>
+            </wp:cNvGraphicFramePr>
+            <a:graphic xmlns:a="http://schemas.openxmlformats.org/drawingml/2006/main">
+              <a:graphicData uri="http://schemas.openxmlformats.org/drawingml/2006/picture">
+                <pic:pic xmlns:pic="http://schemas.openxmlformats.org/drawingml/2006/picture">
+                  <pic:nvPicPr>
+                    <pic:cNvPr id="1677801413" name=""/>
+                    <pic:cNvPicPr/>
+                  </pic:nvPicPr>
+                  <pic:blipFill>
+                    <a:blip r:embed="rId12"/>
+                    <a:stretch>
+                      <a:fillRect/>
+                    </a:stretch>
+                  </pic:blipFill>
+                  <pic:spPr>
+                    <a:xfrm>
+                      <a:off x="0" y="0"/>
+                      <a:ext cx="5274310" cy="2749550"/>
+                    </a:xfrm>
+                    <a:prstGeom prst="rect">
+                      <a:avLst/>
+                    </a:prstGeom>
+                  </pic:spPr>
+                </pic:pic>
+              </a:graphicData>
+            </a:graphic>
+          </wp:inline>
+        </w:drawing>
+      </w:r>
+    </w:p>
+    <w:p>
+      <w:r>
+        <w:rPr>
+          <w:noProof/>
+        </w:rPr>
+        <w:drawing>
+          <wp:inline distT="0" distB="0" distL="0" distR="0" wp14:anchorId="5C9469E8" wp14:editId="6040495C">
+            <wp:extent cx="5274310" cy="2749550"/>
+            <wp:effectExtent l="0" t="0" r="2540" b="0"/>
+            <wp:docPr id="211852359" name="图片 1"/>
+            <wp:cNvGraphicFramePr>
+              <a:graphicFrameLocks xmlns:a="http://schemas.openxmlformats.org/drawingml/2006/main" noChangeAspect="1"/>
+            </wp:cNvGraphicFramePr>
+            <a:graphic xmlns:a="http://schemas.openxmlformats.org/drawingml/2006/main">
+              <a:graphicData uri="http://schemas.openxmlformats.org/drawingml/2006/picture">
+                <pic:pic xmlns:pic="http://schemas.openxmlformats.org/drawingml/2006/picture">
+                  <pic:nvPicPr>
+                    <pic:cNvPr id="211852359" name=""/>
+                    <pic:cNvPicPr/>
+                  </pic:nvPicPr>
+                  <pic:blipFill>
+                    <a:blip r:embed="rId13"/>
+                    <a:stretch>
+                      <a:fillRect/>
+                    </a:stretch>
+                  </pic:blipFill>
+                  <pic:spPr>
+                    <a:xfrm>
+                      <a:off x="0" y="0"/>
+                      <a:ext cx="5274310" cy="2749550"/>
+                    </a:xfrm>
+                    <a:prstGeom prst="rect">
+                      <a:avLst/>
+                    </a:prstGeom>
+                  </pic:spPr>
+                </pic:pic>
+              </a:graphicData>
+            </a:graphic>
+          </wp:inline>
+        </w:drawing>
+      </w:r>
+    </w:p>
+    <w:p>
+      <w:r>
+        <w:rPr>
+          <w:rFonts w:hint="eastAsia"/>
+        </w:rPr>
+        <w:t>进工作目录创建文件，限制版本</w:t>
+      </w:r>
+    </w:p>
+    <w:p>
+      <w:r>
+        <w:rPr>
+          <w:noProof/>
+        </w:rPr>
+        <w:drawing>
+          <wp:inline distT="0" distB="0" distL="0" distR="0" wp14:anchorId="760DE0B5" wp14:editId="6B6A7AD3">
+            <wp:extent cx="5274310" cy="2778760"/>
+            <wp:effectExtent l="0" t="0" r="2540" b="2540"/>
+            <wp:docPr id="819153796" name="图片 1"/>
+            <wp:cNvGraphicFramePr>
+              <a:graphicFrameLocks xmlns:a="http://schemas.openxmlformats.org/drawingml/2006/main" noChangeAspect="1"/>
+            </wp:cNvGraphicFramePr>
+            <a:graphic xmlns:a="http://schemas.openxmlformats.org/drawingml/2006/main">
+              <a:graphicData uri="http://schemas.openxmlformats.org/drawingml/2006/picture">
+                <pic:pic xmlns:pic="http://schemas.openxmlformats.org/drawingml/2006/picture">
+                  <pic:nvPicPr>
+                    <pic:cNvPr id="819153796" name=""/>
+                    <pic:cNvPicPr/>
+                  </pic:nvPicPr>
+                  <pic:blipFill>
+                    <a:blip r:embed="rId14"/>
+                    <a:stretch>
+                      <a:fillRect/>
+                    </a:stretch>
+                  </pic:blipFill>
+                  <pic:spPr>
+                    <a:xfrm>
+                      <a:off x="0" y="0"/>
+                      <a:ext cx="5274310" cy="2778760"/>
+                    </a:xfrm>
+                    <a:prstGeom prst="rect">
+                      <a:avLst/>
+                    </a:prstGeom>
+                  </pic:spPr>
+                </pic:pic>
+              </a:graphicData>
+            </a:graphic>
+          </wp:inline>
+        </w:drawing>
+      </w:r>
+    </w:p>
+    <w:p>
+      <w:r>
+        <w:rPr>
+          <w:rFonts w:hint="eastAsia"/>
+        </w:rPr>
+        <w:lastRenderedPageBreak/>
+        <w:t>安装完qemu</w:t>
+      </w:r>
+    </w:p>
+    <w:p>
+      <w:r>
+        <w:rPr>
+          <w:noProof/>
+        </w:rPr>
+        <w:drawing>
+          <wp:inline distT="0" distB="0" distL="0" distR="0" wp14:anchorId="0C54CCCA" wp14:editId="155D3D85">
+            <wp:extent cx="5274310" cy="2749550"/>
+            <wp:effectExtent l="0" t="0" r="2540" b="0"/>
+            <wp:docPr id="1583259152" name="图片 1"/>
+            <wp:cNvGraphicFramePr>
+              <a:graphicFrameLocks xmlns:a="http://schemas.openxmlformats.org/drawingml/2006/main" noChangeAspect="1"/>
+            </wp:cNvGraphicFramePr>
+            <a:graphic xmlns:a="http://schemas.openxmlformats.org/drawingml/2006/main">
+              <a:graphicData uri="http://schemas.openxmlformats.org/drawingml/2006/picture">
+                <pic:pic xmlns:pic="http://schemas.openxmlformats.org/drawingml/2006/picture">
+                  <pic:nvPicPr>
+                    <pic:cNvPr id="1583259152" name=""/>
+                    <pic:cNvPicPr/>
+                  </pic:nvPicPr>
+                  <pic:blipFill>
+                    <a:blip r:embed="rId15"/>
+                    <a:stretch>
+                      <a:fillRect/>
+                    </a:stretch>
+                  </pic:blipFill>
+                  <pic:spPr>
+                    <a:xfrm>
+                      <a:off x="0" y="0"/>
+                      <a:ext cx="5274310" cy="2749550"/>
+                    </a:xfrm>
+                    <a:prstGeom prst="rect">
+                      <a:avLst/>
+                    </a:prstGeom>
+                  </pic:spPr>
+                </pic:pic>
+              </a:graphicData>
+            </a:graphic>
+          </wp:inline>
+        </w:drawing>
+      </w:r>
+    </w:p>
+    <w:p>
+      <w:r>
+        <w:rPr>
+          <w:rFonts w:hint="eastAsia"/>
+        </w:rPr>
+        <w:t>创建镜像，空间不够删除了镜像，后面换了路径</w:t>
+      </w:r>
+    </w:p>
+    <w:p>
       <w:pPr>
         <w:rPr>
           <w:rFonts w:hint="eastAsia"/>
         </w:rPr>
       </w:pPr>
+      <w:r>
+        <w:rPr>
+          <w:noProof/>
+        </w:rPr>
+        <w:drawing>
+          <wp:inline distT="0" distB="0" distL="0" distR="0" wp14:anchorId="2EB8E820" wp14:editId="63D3702E">
+            <wp:extent cx="5274310" cy="2790825"/>
+            <wp:effectExtent l="0" t="0" r="2540" b="9525"/>
+            <wp:docPr id="1302465524" name="图片 1"/>
+            <wp:cNvGraphicFramePr>
+              <a:graphicFrameLocks xmlns:a="http://schemas.openxmlformats.org/drawingml/2006/main" noChangeAspect="1"/>
+            </wp:cNvGraphicFramePr>
+            <a:graphic xmlns:a="http://schemas.openxmlformats.org/drawingml/2006/main">
+              <a:graphicData uri="http://schemas.openxmlformats.org/drawingml/2006/picture">
+                <pic:pic xmlns:pic="http://schemas.openxmlformats.org/drawingml/2006/picture">
+                  <pic:nvPicPr>
+                    <pic:cNvPr id="1302465524" name=""/>
+                    <pic:cNvPicPr/>
+                  </pic:nvPicPr>
+                  <pic:blipFill>
+                    <a:blip r:embed="rId16"/>
+                    <a:stretch>
+                      <a:fillRect/>
+                    </a:stretch>
+                  </pic:blipFill>
+                  <pic:spPr>
+                    <a:xfrm>
+                      <a:off x="0" y="0"/>
+                      <a:ext cx="5274310" cy="2790825"/>
+                    </a:xfrm>
+                    <a:prstGeom prst="rect">
+                      <a:avLst/>
+                    </a:prstGeom>
+                  </pic:spPr>
+                </pic:pic>
+              </a:graphicData>
+            </a:graphic>
+          </wp:inline>
+        </w:drawing>
+      </w:r>
+    </w:p>
+    <w:p>
+      <w:pPr>
+        <w:rPr>
+          <w:rFonts w:hint="eastAsia"/>
+        </w:rPr>
+      </w:pPr>
+      <w:r>
+        <w:rPr>
+          <w:noProof/>
+        </w:rPr>
+        <w:lastRenderedPageBreak/>
+        <w:drawing>
+          <wp:inline distT="0" distB="0" distL="0" distR="0" wp14:anchorId="0190C8A5" wp14:editId="5023DF47">
+            <wp:extent cx="5274310" cy="2790825"/>
+            <wp:effectExtent l="0" t="0" r="2540" b="9525"/>
+            <wp:docPr id="978991762" name="图片 1"/>
+            <wp:cNvGraphicFramePr>
+              <a:graphicFrameLocks xmlns:a="http://schemas.openxmlformats.org/drawingml/2006/main" noChangeAspect="1"/>
+            </wp:cNvGraphicFramePr>
+            <a:graphic xmlns:a="http://schemas.openxmlformats.org/drawingml/2006/main">
+              <a:graphicData uri="http://schemas.openxmlformats.org/drawingml/2006/picture">
+                <pic:pic xmlns:pic="http://schemas.openxmlformats.org/drawingml/2006/picture">
+                  <pic:nvPicPr>
+                    <pic:cNvPr id="978991762" name=""/>
+                    <pic:cNvPicPr/>
+                  </pic:nvPicPr>
+                  <pic:blipFill>
+                    <a:blip r:embed="rId17"/>
+                    <a:stretch>
+                      <a:fillRect/>
+                    </a:stretch>
+                  </pic:blipFill>
+                  <pic:spPr>
+                    <a:xfrm>
+                      <a:off x="0" y="0"/>
+                      <a:ext cx="5274310" cy="2790825"/>
+                    </a:xfrm>
+                    <a:prstGeom prst="rect">
+                      <a:avLst/>
+                    </a:prstGeom>
+                  </pic:spPr>
+                </pic:pic>
+              </a:graphicData>
+            </a:graphic>
+          </wp:inline>
+        </w:drawing>
+      </w:r>
     </w:p>
     <w:sectPr>
       <w:pgSz w:w="11906" w:h="16838"/>
@@ -937,6 +1402,7 @@
   <w:style w:type="character" w:default="1" w:styleId="a0">
     <w:name w:val="Default Paragraph Font"/>
     <w:uiPriority w:val="1"/>
+    <w:semiHidden/>
     <w:unhideWhenUsed/>
   </w:style>
   <w:style w:type="table" w:default="1" w:styleId="a1">
